--- a/estrategia/cuestionario-avatar/cuestionario_gemma.docx
+++ b/estrategia/cuestionario-avatar/cuestionario_gemma.docx
@@ -12917,7 +12917,7 @@
           <w:sz w:val="22"/>
           <w:szCs w:val="22"/>
         </w:rPr>
-        <w:t xml:space="preserve">¡Gracias! Guarda el documento como "cuestionario_gemma.docx" y súbelo a tu carpeta de Drive, en "07 Textos".</w:t>
+        <w:t xml:space="preserve">¡Gracias! Rellena este mismo archivo en tu carpeta de Drive ("Landing Kangen Gemma") y avisa en el grupo cuando lo tengas.</w:t>
       </w:r>
     </w:p>
     <w:sectPr>
